--- a/treasury-platform/docs/30-readiness/word/DOC-B06-test-data-anonymisation.docx
+++ b/treasury-platform/docs/30-readiness/word/DOC-B06-test-data-anonymisation.docx
@@ -5821,7 +5821,7 @@
                 <w:szCs w:val="18"/>
                 <w:rtl/>
               </w:rPr>
-              <w:t xml:space="preserve">org.Company.NameEn وCode وCrNumber وTaxNumber وErpCompanyCode</w:t>
+              <w:t xml:space="preserve">org.Company.NameEn وCode وCrNumber وErpCompanyCode، وpty.TaxIdentity.TaxNumber وVatNumber</w:t>
             </w:r>
           </w:p>
         </w:tc>
@@ -14237,14 +14237,23 @@
             </w:pPr>
             <w:r>
               <w:rPr>
-                <w:rFonts w:ascii="Arial" w:cs="Arial" w:eastAsia="Arial" w:hAnsi="Arial"/>
-                <w:b w:val="false"/>
-                <w:bCs w:val="false"/>
-                <w:sz w:val="18"/>
-                <w:szCs w:val="18"/>
-                <w:rtl/>
-              </w:rPr>
-              <w:t xml:space="preserve">لا افتراضيًا؛ DS-AGR مع بيانات اصطناعية، والتجهيل لغيرها باعتماد LEG فقط</w:t>
+                <w:rFonts w:ascii="Segoe UI Emoji" w:cs="Segoe UI Emoji" w:eastAsia="Segoe UI Emoji" w:hAnsi="Segoe UI Emoji"/>
+                <w:sz w:val="18"/>
+                <w:szCs w:val="18"/>
+                <w:rtl/>
+              </w:rPr>
+              <w:t xml:space="preserve">✅</w:t>
+            </w:r>
+            <w:r>
+              <w:rPr>
+                <w:rFonts w:ascii="Arial" w:cs="Arial" w:eastAsia="Arial" w:hAnsi="Arial"/>
+                <w:b w:val="false"/>
+                <w:bCs w:val="false"/>
+                <w:sz w:val="18"/>
+                <w:szCs w:val="18"/>
+                <w:rtl/>
+              </w:rPr>
+              <w:t xml:space="preserve"> معتمد من المالك (2026-10-12): لا افتراضيًا؛ DS-AGR مع بيانات اصطناعية، والتجهيل لغيرها باعتماد LEG فقط</w:t>
             </w:r>
           </w:p>
         </w:tc>
@@ -14425,14 +14434,23 @@
             </w:pPr>
             <w:r>
               <w:rPr>
-                <w:rFonts w:ascii="Arial" w:cs="Arial" w:eastAsia="Arial" w:hAnsi="Arial"/>
-                <w:b w:val="false"/>
-                <w:bCs w:val="false"/>
-                <w:sz w:val="18"/>
-                <w:szCs w:val="18"/>
-                <w:rtl/>
-              </w:rPr>
-              <w:t xml:space="preserve">ببنيتها كاملة مجهّلة في الاختبار، وبقيمها الحقيقية في الإنتاج عند التجربة (§6.5)</w:t>
+                <w:rFonts w:ascii="Segoe UI Emoji" w:cs="Segoe UI Emoji" w:eastAsia="Segoe UI Emoji" w:hAnsi="Segoe UI Emoji"/>
+                <w:sz w:val="18"/>
+                <w:szCs w:val="18"/>
+                <w:rtl/>
+              </w:rPr>
+              <w:t xml:space="preserve">✅</w:t>
+            </w:r>
+            <w:r>
+              <w:rPr>
+                <w:rFonts w:ascii="Arial" w:cs="Arial" w:eastAsia="Arial" w:hAnsi="Arial"/>
+                <w:b w:val="false"/>
+                <w:bCs w:val="false"/>
+                <w:sz w:val="18"/>
+                <w:szCs w:val="18"/>
+                <w:rtl/>
+              </w:rPr>
+              <w:t xml:space="preserve"> معتمد من المالك (2026-10-12): ببنيتها كاملة مجهّلة في الاختبار، وبقيمها الحقيقية في الإنتاج عند التجربة (§6.5)</w:t>
             </w:r>
           </w:p>
         </w:tc>
@@ -14612,14 +14630,23 @@
             </w:pPr>
             <w:r>
               <w:rPr>
-                <w:rFonts w:ascii="Arial" w:cs="Arial" w:eastAsia="Arial" w:hAnsi="Arial"/>
-                <w:b w:val="false"/>
-                <w:bCs w:val="false"/>
-                <w:sz w:val="18"/>
-                <w:szCs w:val="18"/>
-                <w:rtl/>
-              </w:rPr>
-              <w:t xml:space="preserve">معامل سري واحد لكل اتفاقية بين 0.5 و2.0 ثم التقريب إلى ألف</w:t>
+                <w:rFonts w:ascii="Segoe UI Emoji" w:cs="Segoe UI Emoji" w:eastAsia="Segoe UI Emoji" w:hAnsi="Segoe UI Emoji"/>
+                <w:sz w:val="18"/>
+                <w:szCs w:val="18"/>
+                <w:rtl/>
+              </w:rPr>
+              <w:t xml:space="preserve">✅</w:t>
+            </w:r>
+            <w:r>
+              <w:rPr>
+                <w:rFonts w:ascii="Arial" w:cs="Arial" w:eastAsia="Arial" w:hAnsi="Arial"/>
+                <w:b w:val="false"/>
+                <w:bCs w:val="false"/>
+                <w:sz w:val="18"/>
+                <w:szCs w:val="18"/>
+                <w:rtl/>
+              </w:rPr>
+              <w:t xml:space="preserve"> معتمد من المالك (2026-10-12): معامل سري واحد لكل اتفاقية بين 0.5 و2.0 ثم التقريب إلى ألف</w:t>
             </w:r>
           </w:p>
         </w:tc>
@@ -14987,14 +15014,23 @@
             </w:pPr>
             <w:r>
               <w:rPr>
-                <w:rFonts w:ascii="Arial" w:cs="Arial" w:eastAsia="Arial" w:hAnsi="Arial"/>
-                <w:b w:val="false"/>
-                <w:bCs w:val="false"/>
-                <w:sz w:val="18"/>
-                <w:szCs w:val="18"/>
-                <w:rtl/>
-              </w:rPr>
-              <w:t xml:space="preserve">مهل التقارير ونسب التعهدات وفراغها تبقى؛ الهوامش والرسوم تُستبدل</w:t>
+                <w:rFonts w:ascii="Segoe UI Emoji" w:cs="Segoe UI Emoji" w:eastAsia="Segoe UI Emoji" w:hAnsi="Segoe UI Emoji"/>
+                <w:sz w:val="18"/>
+                <w:szCs w:val="18"/>
+                <w:rtl/>
+              </w:rPr>
+              <w:t xml:space="preserve">✅</w:t>
+            </w:r>
+            <w:r>
+              <w:rPr>
+                <w:rFonts w:ascii="Arial" w:cs="Arial" w:eastAsia="Arial" w:hAnsi="Arial"/>
+                <w:b w:val="false"/>
+                <w:bCs w:val="false"/>
+                <w:sz w:val="18"/>
+                <w:szCs w:val="18"/>
+                <w:rtl/>
+              </w:rPr>
+              <w:t xml:space="preserve"> معتمد من المالك (2026-10-12): مهل التقارير ونسب التعهدات وفراغها تبقى؛ الهوامش والرسوم تُستبدل</w:t>
             </w:r>
           </w:p>
         </w:tc>
@@ -15737,14 +15773,23 @@
             </w:pPr>
             <w:r>
               <w:rPr>
-                <w:rFonts w:ascii="Arial" w:cs="Arial" w:eastAsia="Arial" w:hAnsi="Arial"/>
-                <w:b w:val="false"/>
-                <w:bCs w:val="false"/>
-                <w:sz w:val="18"/>
-                <w:szCs w:val="18"/>
-                <w:rtl/>
-              </w:rPr>
-              <w:t xml:space="preserve">QA يعدّ، وشخص ثانٍ يراجع، وTRM يطابق البنية، وLEG يعتمد</w:t>
+                <w:rFonts w:ascii="Segoe UI Emoji" w:cs="Segoe UI Emoji" w:eastAsia="Segoe UI Emoji" w:hAnsi="Segoe UI Emoji"/>
+                <w:sz w:val="18"/>
+                <w:szCs w:val="18"/>
+                <w:rtl/>
+              </w:rPr>
+              <w:t xml:space="preserve">✅</w:t>
+            </w:r>
+            <w:r>
+              <w:rPr>
+                <w:rFonts w:ascii="Arial" w:cs="Arial" w:eastAsia="Arial" w:hAnsi="Arial"/>
+                <w:b w:val="false"/>
+                <w:bCs w:val="false"/>
+                <w:sz w:val="18"/>
+                <w:szCs w:val="18"/>
+                <w:rtl/>
+              </w:rPr>
+              <w:t xml:space="preserve"> معتمد من المالك (2026-10-12): QA يعدّ، وشخص ثانٍ يراجع، وTRM يطابق البنية، وLEG يعتمد</w:t>
             </w:r>
           </w:p>
         </w:tc>

--- a/treasury-platform/docs/30-readiness/word/DOC-B06-test-data-anonymisation.docx
+++ b/treasury-platform/docs/30-readiness/word/DOC-B06-test-data-anonymisation.docx
@@ -1888,7 +1888,7 @@
                 <w:szCs w:val="18"/>
                 <w:rtl/>
               </w:rPr>
-              <w:t xml:space="preserve">29 عمودًا مقيّدًا لها DENY لدور التقارير</w:t>
+              <w:t xml:space="preserve">31 عمودًا مقيّدًا لها DENY لدور التقارير</w:t>
             </w:r>
           </w:p>
         </w:tc>
@@ -1925,7 +1925,7 @@
                 <w:szCs w:val="18"/>
                 <w:rtl/>
               </w:rPr>
-              <w:t xml:space="preserve">db/generated/tsql/006_sensitive_columns.sql:7-35</w:t>
+              <w:t xml:space="preserve">db/generated/tsql/006_sensitive_columns.sql</w:t>
             </w:r>
           </w:p>
         </w:tc>
